--- a/examples/datasets/doc/20-pesticides.docx
+++ b/examples/datasets/doc/20-pesticides.docx
@@ -749,7 +749,7 @@
               <a:graphicData uri="http://schemas.openxmlformats.org/drawingml/2006/picture">
                 <pic:pic>
                   <pic:nvPicPr>
-                    <pic:cNvPr descr="/home/gpca/tspredit/examples/datasets/doc/20-pesticides_files/618f81f7ec2acc60d9ded9b936e6311273bbbd30.png" id="13" name="Picture"/>
+                    <pic:cNvPr descr="C:\Git\cefet-rj-dal\tspredit\examples\datasets\doc\20-pesticides_files/d4bd547c125d95ebb17e9498639052b6bc4fb56d.png" id="13" name="Picture"/>
                     <pic:cNvPicPr>
                       <a:picLocks noChangeArrowheads="1" noChangeAspect="1"/>
                     </pic:cNvPicPr>

--- a/examples/datasets/doc/20-pesticides.docx
+++ b/examples/datasets/doc/20-pesticides.docx
@@ -561,16 +561,7 @@
         <w:rPr>
           <w:rStyle w:val="VerbatimChar"/>
         </w:rPr>
-        <w:t xml:space="preserve">## [1] "india_pesticides"   "japan_pesticides"   "canada_pesticides"  "usa_pesticides"     "china_pesticides"  </w:t>
-      </w:r>
-      <w:r>
-        <w:br/>
-      </w:r>
-      <w:r>
-        <w:rPr>
-          <w:rStyle w:val="VerbatimChar"/>
-        </w:rPr>
-        <w:t xml:space="preserve">## [6] "germany_pesticides"</w:t>
+        <w:t xml:space="preserve">## [1] "india_pesticides"   "japan_pesticides"   "canada_pesticides"  "usa_pesticides"     "china_pesticides"   "germany_pesticides"</w:t>
       </w:r>
     </w:p>
     <w:p>
@@ -749,7 +740,7 @@
               <a:graphicData uri="http://schemas.openxmlformats.org/drawingml/2006/picture">
                 <pic:pic>
                   <pic:nvPicPr>
-                    <pic:cNvPr descr="C:\Git\cefet-rj-dal\tspredit\examples\datasets\doc\20-pesticides_files/d4bd547c125d95ebb17e9498639052b6bc4fb56d.png" id="13" name="Picture"/>
+                    <pic:cNvPr descr="C:\Git\dal\tspredit\examples\datasets\doc\20-pesticides_files/d4bd547c125d95ebb17e9498639052b6bc4fb56d.png" id="13" name="Picture"/>
                     <pic:cNvPicPr>
                       <a:picLocks noChangeArrowheads="1" noChangeAspect="1"/>
                     </pic:cNvPicPr>

--- a/examples/datasets/doc/20-pesticides.docx
+++ b/examples/datasets/doc/20-pesticides.docx
@@ -561,7 +561,16 @@
         <w:rPr>
           <w:rStyle w:val="VerbatimChar"/>
         </w:rPr>
-        <w:t xml:space="preserve">## [1] "india_pesticides"   "japan_pesticides"   "canada_pesticides"  "usa_pesticides"     "china_pesticides"   "germany_pesticides"</w:t>
+        <w:t xml:space="preserve">## [1] "india_pesticides"   "japan_pesticides"   "canada_pesticides"  "usa_pesticides"     "china_pesticides"  </w:t>
+      </w:r>
+      <w:r>
+        <w:br/>
+      </w:r>
+      <w:r>
+        <w:rPr>
+          <w:rStyle w:val="VerbatimChar"/>
+        </w:rPr>
+        <w:t xml:space="preserve">## [6] "germany_pesticides"</w:t>
       </w:r>
     </w:p>
     <w:p>
@@ -740,7 +749,7 @@
               <a:graphicData uri="http://schemas.openxmlformats.org/drawingml/2006/picture">
                 <pic:pic>
                   <pic:nvPicPr>
-                    <pic:cNvPr descr="C:\Git\dal\tspredit\examples\datasets\doc\20-pesticides_files/d4bd547c125d95ebb17e9498639052b6bc4fb56d.png" id="13" name="Picture"/>
+                    <pic:cNvPr descr="/home/gpca/tspredit/examples/datasets/doc/20-pesticides_files/618f81f7ec2acc60d9ded9b936e6311273bbbd30.png" id="13" name="Picture"/>
                     <pic:cNvPicPr>
                       <a:picLocks noChangeArrowheads="1" noChangeAspect="1"/>
                     </pic:cNvPicPr>

--- a/examples/datasets/doc/20-pesticides.docx
+++ b/examples/datasets/doc/20-pesticides.docx
@@ -561,16 +561,7 @@
         <w:rPr>
           <w:rStyle w:val="VerbatimChar"/>
         </w:rPr>
-        <w:t xml:space="preserve">## [1] "india_pesticides"   "japan_pesticides"   "canada_pesticides"  "usa_pesticides"     "china_pesticides"  </w:t>
-      </w:r>
-      <w:r>
-        <w:br/>
-      </w:r>
-      <w:r>
-        <w:rPr>
-          <w:rStyle w:val="VerbatimChar"/>
-        </w:rPr>
-        <w:t xml:space="preserve">## [6] "germany_pesticides"</w:t>
+        <w:t xml:space="preserve">## [1] "india_pesticides"   "japan_pesticides"   "canada_pesticides"  "usa_pesticides"     "china_pesticides"   "germany_pesticides"</w:t>
       </w:r>
     </w:p>
     <w:p>
